--- a/Progres-Fatimah/Jurnal Submit/manuscript/draft yuni/MJIRI_Revised_Manuscript_Haura_CLP_Scoping_Review_v2.docx
+++ b/Progres-Fatimah/Jurnal Submit/manuscript/draft yuni/MJIRI_Revised_Manuscript_Haura_CLP_Scoping_Review_v2.docx
@@ -4,7 +4,7 @@
   <w:body>
     <w:p>
       <w:pPr>
-        <w:spacing w:line="240" w:lineRule="auto"/>
+        <w:spacing w:line="276" w:lineRule="auto"/>
         <w:jc w:val="center"/>
         <w:rPr>
           <w:b/>
@@ -37,26 +37,79 @@
         <w:t>1</w:t>
       </w:r>
       <w:r>
-        <w:t>, Aida Musyarrofah2, Haura Tsabitah Kuswoyo3</w:t>
+        <w:t>, Aida Musyarrofah</w:t>
+      </w:r>
+      <w:r>
+        <w:rPr>
+          <w:vertAlign w:val="superscript"/>
+        </w:rPr>
+        <w:t>2</w:t>
+      </w:r>
+      <w:r>
+        <w:t>, Haura Tsabitah Kuswoyo</w:t>
+      </w:r>
+      <w:r>
+        <w:rPr>
+          <w:vertAlign w:val="superscript"/>
+        </w:rPr>
+        <w:t>3</w:t>
       </w:r>
     </w:p>
     <w:p>
+      <w:pPr>
+        <w:spacing w:line="276" w:lineRule="auto"/>
+        <w:ind w:left="142" w:hanging="142"/>
+        <w:jc w:val="both"/>
+      </w:pPr>
       <w:r>
-        <w:t>1 Department of Surgery, Faculty of Medicine, University of Muhammadiyah Malang, Malang, Indonesia.</w:t>
+        <w:rPr>
+          <w:vertAlign w:val="superscript"/>
+        </w:rPr>
+        <w:t>1</w:t>
+      </w:r>
+      <w:r>
+        <w:t xml:space="preserve"> Department of Surgery, Faculty of Medicine, University of Muhammadiyah Malang, Malang, Indonesia.</w:t>
       </w:r>
     </w:p>
     <w:p>
+      <w:pPr>
+        <w:spacing w:line="276" w:lineRule="auto"/>
+        <w:ind w:left="142" w:hanging="142"/>
+        <w:jc w:val="both"/>
+      </w:pPr>
       <w:r>
-        <w:t>2 Department of Obstetrics and Gynecology, Faculty of Medicine, University of Muhammadiyah Malang, Malang, Indonesia.</w:t>
+        <w:rPr>
+          <w:vertAlign w:val="superscript"/>
+        </w:rPr>
+        <w:t>2</w:t>
+      </w:r>
+      <w:r>
+        <w:t xml:space="preserve"> Department of Obstetrics and Gynecology, Faculty of Medicine, University of Muhammadiyah Malang, Malang, Indonesia.</w:t>
       </w:r>
     </w:p>
     <w:p>
+      <w:pPr>
+        <w:spacing w:line="276" w:lineRule="auto"/>
+        <w:jc w:val="both"/>
+      </w:pPr>
       <w:r>
-        <w:t>3 Faculty of Medicine, University of Muhammadiyah Malang, Malang, Indonesia.</w:t>
+        <w:rPr>
+          <w:vertAlign w:val="superscript"/>
+        </w:rPr>
+        <w:t>3</w:t>
+      </w:r>
+      <w:r>
+        <w:t xml:space="preserve"> Faculty of Medicine, University of Muhammadiyah Malang, Malang, Indonesia.</w:t>
       </w:r>
     </w:p>
     <w:p/>
     <w:p>
+      <w:pPr>
+        <w:spacing w:after="240"/>
+        <w:rPr>
+          <w:rFonts w:cs="Times New Roman"/>
+        </w:rPr>
+      </w:pPr>
       <w:r>
         <w:rPr>
           <w:b/>
@@ -64,7 +117,23 @@
         <w:t xml:space="preserve">Corresponding author: </w:t>
       </w:r>
       <w:r>
-        <w:t>Ruby Riana Asparini, Department of Surgery, Faculty of Medicine, University of Muhammadiyah Malang, Malang, Indonesia. Email: [please confirm email before submission].</w:t>
+        <w:t>Ruby Riana Asparini, Department of Surgery, Faculty of Medicine, University of Muhammadiyah Malang, Malang, Indonesia. Email:</w:t>
+      </w:r>
+      <w:r>
+        <w:t xml:space="preserve"> </w:t>
+      </w:r>
+      <w:hyperlink r:id="rId6" w:history="1">
+        <w:r>
+          <w:rPr>
+            <w:rStyle w:val="Hyperlink"/>
+            <w:rFonts w:cs="Times New Roman"/>
+            <w:color w:val="auto"/>
+          </w:rPr>
+          <w:t>ruby@umm.ac.id</w:t>
+        </w:r>
+      </w:hyperlink>
+      <w:r>
+        <w:t>.</w:t>
       </w:r>
     </w:p>
     <w:p>
@@ -83,10 +152,10 @@
         <w:rPr>
           <w:b/>
         </w:rPr>
-        <w:t xml:space="preserve">Article type: </w:t>
+        <w:t>Article type:</w:t>
       </w:r>
       <w:r>
-        <w:t>Scoping Review Article</w:t>
+        <w:t xml:space="preserve"> Review Article</w:t>
       </w:r>
     </w:p>
     <w:p>
@@ -97,7 +166,10 @@
         <w:t xml:space="preserve">Source of support/funding: </w:t>
       </w:r>
       <w:r>
-        <w:t>To be confirmed by all authors before submission.</w:t>
+        <w:t>This study received no specific funding</w:t>
+      </w:r>
+      <w:r>
+        <w:t>.</w:t>
       </w:r>
     </w:p>
     <w:p>
@@ -108,25 +180,16 @@
         <w:t xml:space="preserve">Competing interests: </w:t>
       </w:r>
       <w:r>
-        <w:t>To be confirmed by all authors before submission.</w:t>
+        <w:t>The authors declare no competing interests</w:t>
+      </w:r>
+      <w:r>
+        <w:t>.</w:t>
       </w:r>
     </w:p>
     <w:p/>
     <w:p>
-      <w:r>
-        <w:rPr>
-          <w:i/>
-        </w:rPr>
-        <w:t>Author confirmation required before submission: MJIRI requires a signed cover letter and article record form from all coauthors. Please confirm author order, corresponding author details, funding, and conflict-of-interest statement before online submission.</w:t>
-      </w:r>
-    </w:p>
-    <w:p>
-      <w:r>
-        <w:br/>
-      </w:r>
-    </w:p>
-    <w:p>
       <w:pPr>
+        <w:spacing w:line="276" w:lineRule="auto"/>
         <w:jc w:val="center"/>
       </w:pPr>
       <w:r>
@@ -139,18 +202,28 @@
     <w:p>
       <w:pPr>
         <w:pStyle w:val="Heading1"/>
+        <w:rPr>
+          <w:color w:val="auto"/>
+        </w:rPr>
       </w:pPr>
       <w:r>
         <w:rPr>
           <w:rFonts w:ascii="Times New Roman" w:eastAsia="Times New Roman" w:hAnsi="Times New Roman"/>
+          <w:color w:val="auto"/>
         </w:rPr>
-        <w:lastRenderedPageBreak/>
         <w:t>Abstract</w:t>
       </w:r>
     </w:p>
     <w:p>
+      <w:pPr>
+        <w:jc w:val="both"/>
+      </w:pPr>
       <w:r>
-        <w:t>Cleft lip and palate is a common congenital anomaly with multifactorial determinants. Maternal nutritional status and socioeconomic conditions may influence craniofacial development through micronutrient availability, antenatal care access, and health-related behaviors. This scoping review mapped evidence on maternal nutritional and socioeconomic determinants of cleft lip and palate. Literature was identified from PubMed, ScienceDirect, Cochrane, and Google Scholar, yielding 3,437 records and 15 eligible studies. The evidence suggested that deficiencies in folic acid, vitamin B12, and vitamin B6 were associated with increased risk, while adequate maternal micronutrient intake showed a protective role. Low socioeconomic status was linked to limited nutrition, reduced access to antenatal care, lower health literacy, and financial stress. These findings highlight the need for integrated maternal nutrition counselling and socioeconomic support in congenital anomaly prevention.</w:t>
+        <w:t xml:space="preserve">Cleft lip and palate is a common congenital anomaly with multifactorial determinants. Maternal nutritional status and socioeconomic conditions may influence craniofacial development through micronutrient availability, antenatal care access, and health-related behaviors. This scoping review mapped evidence on maternal nutritional and socioeconomic determinants of cleft lip and palate. Literature was identified from PubMed, ScienceDirect, Cochrane, and Google Scholar, yielding 3,437 records and 15 eligible studies. The evidence suggested that deficiencies in folic acid, vitamin B12, and vitamin B6 were associated with increased risk, while adequate maternal </w:t>
+      </w:r>
+      <w:r>
+        <w:lastRenderedPageBreak/>
+        <w:t>micronutrient intake showed a protective role. Low socioeconomic status was linked to limited nutrition, reduced access to antenatal care, lower health literacy, and financial stress. These findings highlight the need for integrated maternal nutrition counselling and socioeconomic support in congenital anomaly prevention.</w:t>
       </w:r>
     </w:p>
     <w:p>
@@ -167,15 +240,23 @@
     <w:p>
       <w:pPr>
         <w:pStyle w:val="Heading1"/>
+        <w:jc w:val="both"/>
+        <w:rPr>
+          <w:color w:val="auto"/>
+        </w:rPr>
       </w:pPr>
       <w:r>
         <w:rPr>
           <w:rFonts w:ascii="Times New Roman" w:eastAsia="Times New Roman" w:hAnsi="Times New Roman"/>
+          <w:color w:val="auto"/>
         </w:rPr>
         <w:t>Knowledge Translation</w:t>
       </w:r>
     </w:p>
     <w:p>
+      <w:pPr>
+        <w:jc w:val="both"/>
+      </w:pPr>
       <w:r>
         <w:rPr>
           <w:b/>
@@ -187,6 +268,9 @@
       </w:r>
     </w:p>
     <w:p>
+      <w:pPr>
+        <w:jc w:val="both"/>
+      </w:pPr>
       <w:r>
         <w:rPr>
           <w:b/>
@@ -200,36 +284,116 @@
     <w:p>
       <w:pPr>
         <w:pStyle w:val="Heading1"/>
+        <w:rPr>
+          <w:color w:val="auto"/>
+        </w:rPr>
       </w:pPr>
       <w:r>
         <w:rPr>
           <w:rFonts w:ascii="Times New Roman" w:eastAsia="Times New Roman" w:hAnsi="Times New Roman"/>
+          <w:color w:val="auto"/>
         </w:rPr>
-        <w:lastRenderedPageBreak/>
         <w:t>Background</w:t>
       </w:r>
     </w:p>
     <w:p>
+      <w:pPr>
+        <w:jc w:val="both"/>
+      </w:pPr>
       <w:r>
-        <w:t>Congenital anomalies are structural or functional disorders that occur during intrauterine life and may be identified before birth, at birth, or later in life [1]. Cleft lip and palate (CLP) is among the most common craniofacial congenital anomalies and may involve the lip, alveolus, and/or palate, with implications for feeding, speech, hearing, dental development, psychosocial wellbeing, and long-term health care needs [2,26]. The worldwide prevalence of cleft palate, cleft lip, and cleft lip with palate has been estimated at 9.92 per 10,000 births in a systematic review and meta-analysis involving 57 studies and 17,907,569 individuals [3]. In Indonesia, the highest reported prevalence of CLP was described in the Capital Region of Jakarta, reaching 13.9 per 1,000 births compared with the national rate of 2.4 per 1,000 births [4]. Recent global burden evidence also indicates that orofacial clefts remain a relevant public health issue with unequal distribution across regions and socioeconomic settings [30].</w:t>
+        <w:t>Congenital anomalies are structural or functional disorders that occur during intrauterine life and may be identified before birth, at birth, or later in life [1]. Cleft lip and palate (CLP) is among the most common craniofacial congenital anomalies and may involve the lip, alveolus, and/or palate, with implications for feeding, speech, hearing, dental development, psychosocial wellbeing, and long-term health care needs [2,</w:t>
       </w:r>
-    </w:p>
-    <w:p/>
-    <w:p>
       <w:r>
-        <w:t>The etiology of most nonsyndromic CLP is multifactorial and remains incompletely understood [5]. The preconception period and early pregnancy are critical windows for craniofacial morphogenesis, during which maternal nutrition, micronutrient availability, and one-carbon metabolism may influence embryonic development [6]. Folic acid supplementation around conception is widely recommended for the prevention of folate-sensitive congenital anomalies, and the World Health Organization recommends 400 micrograms of folic acid daily for women from the time they begin trying to conceive until 12 weeks of gestation [27].</w:t>
+        <w:t>3</w:t>
+      </w:r>
+      <w:r>
+        <w:t>]. The worldwide prevalence of cleft palate, cleft lip, and cleft lip with palate has been estimated at 9.92 per 10,000 births in a systematic review and meta-analysis involving 57 studies and 17,907,569 individuals [</w:t>
+      </w:r>
+      <w:r>
+        <w:t>4</w:t>
+      </w:r>
+      <w:r>
+        <w:t>]. In Indonesia, the highest reported prevalence of CLP was described in the Capital Region of Jakarta, reaching 13.9 per 1,000 births compared with the national rate of 2.4 per 1,000 births [</w:t>
+      </w:r>
+      <w:r>
+        <w:t>5</w:t>
+      </w:r>
+      <w:r>
+        <w:t xml:space="preserve">]. Recent global burden evidence also indicates that </w:t>
+      </w:r>
+      <w:r>
+        <w:lastRenderedPageBreak/>
+        <w:t>orofacial clefts remain a relevant public health issue with unequal distribution across regions and socioeconomic settings [</w:t>
+      </w:r>
+      <w:r>
+        <w:t>6</w:t>
+      </w:r>
+      <w:r>
+        <w:t>].</w:t>
       </w:r>
     </w:p>
     <w:p>
+      <w:pPr>
+        <w:jc w:val="both"/>
+      </w:pPr>
       <w:r>
-        <w:t xml:space="preserve">Maternal socioeconomic status may also influence CLP risk through several pathways, including food security, maternal education, antenatal care access, micronutrient supplementation, household living conditions, and financial stress [6,7]. Communities with low socioeconomic </w:t>
+        <w:t>The etiology of most nonsyndromic CLP is multifactorial and remains incompletely understood [</w:t>
       </w:r>
       <w:r>
-        <w:lastRenderedPageBreak/>
-        <w:t>status often face difficulty meeting basic needs such as nutritious food, healthy housing, sanitation, and access to adequate health services [7]. These conditions may increase vulnerability during pregnancy and disrupt fetal organogenesis, thereby contributing to congenital anomalies such as CLP [8].</w:t>
+        <w:t>7</w:t>
+      </w:r>
+      <w:r>
+        <w:t>]. The preconception period and early pregnancy are critical windows for craniofacial morphogenesis, during which maternal nutrition, micronutrient availability, and one-carbon metabolism may influence embryonic development [</w:t>
+      </w:r>
+      <w:r>
+        <w:t>8</w:t>
+      </w:r>
+      <w:r>
+        <w:t>]. Folic acid supplementation around conception is widely recommended for the prevention of folate-sensitive congenital anomalies, and the World Health Organization recommends 400 micrograms of folic acid daily for women from the time they begin trying to conceive until 12 weeks of gestation [</w:t>
+      </w:r>
+      <w:r>
+        <w:t>9</w:t>
+      </w:r>
+      <w:r>
+        <w:t>].</w:t>
       </w:r>
     </w:p>
     <w:p>
+      <w:pPr>
+        <w:jc w:val="both"/>
+      </w:pPr>
+      <w:r>
+        <w:t>Maternal socioeconomic status may also influence CLP risk through several pathways, including food security, maternal education, antenatal care access, micronutrient supplementation, household living conditions, and financial stress [</w:t>
+      </w:r>
+      <w:r>
+        <w:t>8</w:t>
+      </w:r>
+      <w:r>
+        <w:t>,</w:t>
+      </w:r>
+      <w:r>
+        <w:t>10</w:t>
+      </w:r>
+      <w:r>
+        <w:t>]. Communities with low socioeconomic status often face difficulty meeting basic needs such as nutritious food, healthy housing, sanitation, and access to adequate health services [</w:t>
+      </w:r>
+      <w:r>
+        <w:t>10</w:t>
+      </w:r>
+      <w:r>
+        <w:t>]. These conditions may increase vulnerability during pregnancy and disrupt fetal organogenesis, thereby contributing to congenital anomalies such as CLP [</w:t>
+      </w:r>
+      <w:r>
+        <w:t>11</w:t>
+      </w:r>
+      <w:r>
+        <w:t>].</w:t>
+      </w:r>
+    </w:p>
+    <w:p>
+      <w:pPr>
+        <w:jc w:val="both"/>
+      </w:pPr>
       <w:r>
         <w:t>Although studies on maternal nutritional and socioeconomic factors related to CLP have been conducted in different countries, the findings remain heterogeneous. Therefore, this scoping review aimed to map evidence on maternal nutritional and socioeconomic determinants of CLP and to identify implications for maternal-child health, antenatal counselling, and congenital anomaly prevention.</w:t>
       </w:r>
@@ -237,11 +401,16 @@
     <w:p>
       <w:pPr>
         <w:pStyle w:val="Heading1"/>
+        <w:rPr>
+          <w:color w:val="auto"/>
+        </w:rPr>
       </w:pPr>
       <w:r>
         <w:rPr>
           <w:rFonts w:ascii="Times New Roman" w:eastAsia="Times New Roman" w:hAnsi="Times New Roman"/>
+          <w:color w:val="auto"/>
         </w:rPr>
+        <w:lastRenderedPageBreak/>
         <w:t>Methods</w:t>
       </w:r>
     </w:p>
@@ -260,7 +429,6 @@
         <w:rPr>
           <w:b/>
         </w:rPr>
-        <w:lastRenderedPageBreak/>
         <w:t>Table 1. Search keywords used in each database</w:t>
       </w:r>
     </w:p>
@@ -475,6 +643,7 @@
         <w:rPr>
           <w:b/>
         </w:rPr>
+        <w:lastRenderedPageBreak/>
         <w:t>Table 2. PECO framework</w:t>
       </w:r>
     </w:p>
@@ -864,10 +1033,14 @@
     <w:p>
       <w:pPr>
         <w:pStyle w:val="Heading1"/>
+        <w:rPr>
+          <w:color w:val="auto"/>
+        </w:rPr>
       </w:pPr>
       <w:r>
         <w:rPr>
           <w:rFonts w:ascii="Times New Roman" w:eastAsia="Times New Roman" w:hAnsi="Times New Roman"/>
+          <w:color w:val="auto"/>
         </w:rPr>
         <w:t>Review of the Literature</w:t>
       </w:r>
@@ -875,21 +1048,21 @@
     <w:p>
       <w:pPr>
         <w:pStyle w:val="Heading2"/>
+        <w:rPr>
+          <w:color w:val="auto"/>
+        </w:rPr>
       </w:pPr>
       <w:r>
         <w:rPr>
           <w:rFonts w:ascii="Times New Roman" w:eastAsia="Times New Roman" w:hAnsi="Times New Roman"/>
+          <w:color w:val="auto"/>
         </w:rPr>
         <w:t>Study Selection and Characteristics</w:t>
       </w:r>
     </w:p>
     <w:p>
       <w:r>
-        <w:t xml:space="preserve">A total of 3,437 articles were identified, and 15 articles met the inclusion criteria. The included studies used different designs, including retrospective case-control studies, cross-sectional studies, cohort studies, systematic reviews, meta-analyses, and review articles. The evidence was </w:t>
-      </w:r>
-      <w:r>
-        <w:lastRenderedPageBreak/>
-        <w:t>grouped into maternal nutritional determinants, socioeconomic determinants, and overlapping pathways linking nutrition, poverty, antenatal care, and maternal health behavior.</w:t>
+        <w:t>A total of 3,437 articles were identified, and 15 articles met the inclusion criteria. The included studies used different designs, including retrospective case-control studies, cross-sectional studies, cohort studies, systematic reviews, meta-analyses, and review articles. The evidence was grouped into maternal nutritional determinants, socioeconomic determinants, and overlapping pathways linking nutrition, poverty, antenatal care, and maternal health behavior.</w:t>
       </w:r>
     </w:p>
     <w:p>
@@ -1176,7 +1349,14 @@
               <w:rPr>
                 <w:sz w:val="20"/>
               </w:rPr>
-              <w:t>Congenital anomaly prevalence was 2%; orofacial clefts represented 19% of anomalies. Risk factors included inadequate folic acid supplementation and pregnancy-related complications.</w:t>
+              <w:t>Congenital anomaly prevalence was 2%; orofacial clefts represented 19% of anomalies. Risk factors included inadequate folic acid supplementation and pregnancy-</w:t>
+            </w:r>
+            <w:r>
+              <w:rPr>
+                <w:sz w:val="20"/>
+              </w:rPr>
+              <w:lastRenderedPageBreak/>
+              <w:t>related complications.</w:t>
             </w:r>
           </w:p>
         </w:tc>
@@ -1197,6 +1377,7 @@
               <w:rPr>
                 <w:sz w:val="20"/>
               </w:rPr>
+              <w:lastRenderedPageBreak/>
               <w:t>Hao et al., 2015</w:t>
             </w:r>
           </w:p>
@@ -1516,14 +1697,7 @@
               <w:rPr>
                 <w:sz w:val="20"/>
               </w:rPr>
-              <w:t xml:space="preserve">Preconception folic acid supplementation </w:t>
-            </w:r>
-            <w:r>
-              <w:rPr>
-                <w:sz w:val="20"/>
-              </w:rPr>
-              <w:lastRenderedPageBreak/>
-              <w:t>and multivitamin use were associated with lower risk of CL/P and cleft palate.</w:t>
+              <w:t>Preconception folic acid supplementation and multivitamin use were associated with lower risk of CL/P and cleft palate.</w:t>
             </w:r>
           </w:p>
         </w:tc>
@@ -1544,7 +1718,6 @@
               <w:rPr>
                 <w:sz w:val="20"/>
               </w:rPr>
-              <w:lastRenderedPageBreak/>
               <w:t>Wilson and O’Connor, 2021</w:t>
             </w:r>
           </w:p>
@@ -1779,7 +1952,14 @@
               <w:rPr>
                 <w:sz w:val="20"/>
               </w:rPr>
-              <w:t>Low-income pregnant women had high levels of folic acid deficiency (91.7%) and vitamin B12 deficiency (9.5%).</w:t>
+              <w:t xml:space="preserve">Low-income pregnant women </w:t>
+            </w:r>
+            <w:r>
+              <w:rPr>
+                <w:sz w:val="20"/>
+              </w:rPr>
+              <w:lastRenderedPageBreak/>
+              <w:t>had high levels of folic acid deficiency (91.7%) and vitamin B12 deficiency (9.5%).</w:t>
             </w:r>
           </w:p>
         </w:tc>
@@ -1800,6 +1980,7 @@
               <w:rPr>
                 <w:sz w:val="20"/>
               </w:rPr>
+              <w:lastRenderedPageBreak/>
               <w:t>Kruppa et al., 2022</w:t>
             </w:r>
           </w:p>
@@ -2119,14 +2300,7 @@
               <w:rPr>
                 <w:sz w:val="20"/>
               </w:rPr>
-              <w:t xml:space="preserve">Most CL/P cases occurred among </w:t>
-            </w:r>
-            <w:r>
-              <w:rPr>
-                <w:sz w:val="20"/>
-              </w:rPr>
-              <w:lastRenderedPageBreak/>
-              <w:t>low-middle and middle socioeconomic groups, while occurrence was rare among high socioeconomic groups.</w:t>
+              <w:t>Most CL/P cases occurred among low-middle and middle socioeconomic groups, while occurrence was rare among high socioeconomic groups.</w:t>
             </w:r>
           </w:p>
         </w:tc>
@@ -2147,7 +2321,6 @@
               <w:rPr>
                 <w:sz w:val="20"/>
               </w:rPr>
-              <w:lastRenderedPageBreak/>
               <w:t>Adewale et al., 2023</w:t>
             </w:r>
           </w:p>
@@ -2306,11 +2479,16 @@
     <w:p>
       <w:pPr>
         <w:pStyle w:val="Heading2"/>
+        <w:rPr>
+          <w:color w:val="auto"/>
+        </w:rPr>
       </w:pPr>
       <w:r>
         <w:rPr>
           <w:rFonts w:ascii="Times New Roman" w:eastAsia="Times New Roman" w:hAnsi="Times New Roman"/>
+          <w:color w:val="auto"/>
         </w:rPr>
+        <w:lastRenderedPageBreak/>
         <w:t>Maternal Nutritional Status and CLP</w:t>
       </w:r>
     </w:p>
@@ -2321,16 +2499,16 @@
     </w:p>
     <w:p>
       <w:r>
-        <w:t>A retrospective case-control study in Tamil Nadu showed that low cobalamin (vitamin B12) intake was more frequent in mothers of children with CLP than in controls. Cobalamin appeared to play an important role in the one-carbon cycle and DNA methylation, with low B12 accompanied by increased methylmalonic acid as a marker of metabolic disruption [6]. A meta-</w:t>
-      </w:r>
-      <w:r>
-        <w:lastRenderedPageBreak/>
-        <w:t>analysis showed that folic acid supplementation reduced the risk of CL/P and cleft palate, while multivitamin use provided additional protection, possibly through synergistic B-vitamin effects [14].</w:t>
+        <w:t>A retrospective case-control study in Tamil Nadu showed that low cobalamin (vitamin B12) intake was more frequent in mothers of children with CLP than in controls. Cobalamin appeared to play an important role in the one-carbon cycle and DNA methylation, with low B12 accompanied by increased methylmalonic acid as a marker of metabolic disruption [6]. A meta-analysis showed that folic acid supplementation reduced the risk of CL/P and cleft palate, while multivitamin use provided additional protection, possibly through synergistic B-vitamin effects [14].</w:t>
       </w:r>
     </w:p>
     <w:p>
       <w:r>
-        <w:t>Nutrients act as methyl donors both generally and at the molecular level. Folic acid (B9) is central to one-carbon metabolism, which is important for nucleotide synthesis, amino acid metabolism, and DNA methylation during embryonic development [12]. Tetrahydrofolate derivatives interact with pyridoxine (B6), cobalamin (B12), methionine synthase, and S-adenosylmethionine pathways to maintain methylation patterns [12,16]. Deficiencies in folate, B6, and B12 may increase homocysteine levels and alter methylation during embryogenesis, contributing to congenital malformations including nonsyndromic CL/P [16].</w:t>
+        <w:t xml:space="preserve">Nutrients act as methyl donors both generally and at the molecular level. Folic acid (B9) is central to one-carbon metabolism, which is important for nucleotide synthesis, amino acid metabolism, and DNA methylation during embryonic development [12]. Tetrahydrofolate derivatives interact with pyridoxine (B6), cobalamin (B12), methionine synthase, and S-adenosylmethionine pathways to maintain methylation patterns [12,16]. Deficiencies in folate, </w:t>
+      </w:r>
+      <w:r>
+        <w:lastRenderedPageBreak/>
+        <w:t>B6, and B12 may increase homocysteine levels and alter methylation during embryogenesis, contributing to congenital malformations including nonsyndromic CL/P [16].</w:t>
       </w:r>
     </w:p>
     <w:p>
@@ -2341,10 +2519,14 @@
     <w:p>
       <w:pPr>
         <w:pStyle w:val="Heading2"/>
+        <w:rPr>
+          <w:color w:val="auto"/>
+        </w:rPr>
       </w:pPr>
       <w:r>
         <w:rPr>
           <w:rFonts w:ascii="Times New Roman" w:eastAsia="Times New Roman" w:hAnsi="Times New Roman"/>
+          <w:color w:val="auto"/>
         </w:rPr>
         <w:t>Maternal Socioeconomic Status and CLP</w:t>
       </w:r>
@@ -2356,12 +2538,12 @@
     </w:p>
     <w:p>
       <w:r>
-        <w:lastRenderedPageBreak/>
         <w:t>Evidence from multiple settings suggests an inverse relationship between socioeconomic position and CL/P risk. In a multicenter study, 214 of 254 mothers of children with CL/P (84.3%) were from low socioeconomic groups, while only 12 (4.7%) were from high socioeconomic groups [20]. Research from India showed that most CL/P cases occurred in lower-middle and middle socioeconomic categories [21]. In China, low income was more frequent among case mothers than control mothers, while high income was more frequent among controls, suggesting a protective effect of higher socioeconomic status [11]. A 10-year study in Northern Thailand similarly found that lower maternal income was significantly associated with nonsyndromic CL/P [22].</w:t>
       </w:r>
     </w:p>
     <w:p>
       <w:r>
+        <w:lastRenderedPageBreak/>
         <w:t>Evidence from Myanmar showed that many cases occurred in low-middle-income families, and affected mothers were often less educated and employed as farmers or unskilled workers [18]. Health insurance coverage may also reflect access to antenatal care, preventive counselling, and supplementation. In the United States, government insurance was more frequent among mothers of children with CL/P than among controls, whereas private insurance was more frequent among controls [23]. These findings suggest that socioeconomic status may operate through material resources, access to care, and maternal health behavior.</w:t>
       </w:r>
     </w:p>
@@ -2373,12 +2555,15 @@
     <w:p>
       <w:pPr>
         <w:pStyle w:val="Heading1"/>
+        <w:rPr>
+          <w:color w:val="auto"/>
+        </w:rPr>
       </w:pPr>
       <w:r>
         <w:rPr>
           <w:rFonts w:ascii="Times New Roman" w:eastAsia="Times New Roman" w:hAnsi="Times New Roman"/>
+          <w:color w:val="auto"/>
         </w:rPr>
-        <w:lastRenderedPageBreak/>
         <w:t>Discussion</w:t>
       </w:r>
     </w:p>
@@ -2389,7 +2574,11 @@
     </w:p>
     <w:p>
       <w:r>
-        <w:t>The public health relevance of these findings is important. WHO guidance emphasizes periconceptional folic acid supplementation for women planning pregnancy and iron-folic acid supplementation as part of antenatal care to support maternal and fetal health [27,29]. Although most evidence on folic acid supplementation is strongest for neural tube defects, the reviewed literature indicates that folate-sensitive pathways and one-carbon metabolism may also be relevant to craniofacial development. Therefore, maternal nutrition counselling, early pregnancy screening, and supplementation programs should be considered as part of broader congenital anomaly prevention strategies.</w:t>
+        <w:t xml:space="preserve">The public health relevance of these findings is important. WHO guidance emphasizes periconceptional folic acid supplementation for women planning pregnancy and iron-folic acid supplementation as part of antenatal care to support maternal and fetal health [27,29]. Although most evidence on folic acid supplementation is strongest for neural tube defects, the reviewed </w:t>
+      </w:r>
+      <w:r>
+        <w:lastRenderedPageBreak/>
+        <w:t>literature indicates that folate-sensitive pathways and one-carbon metabolism may also be relevant to craniofacial development. Therefore, maternal nutrition counselling, early pregnancy screening, and supplementation programs should be considered as part of broader congenital anomaly prevention strategies.</w:t>
       </w:r>
     </w:p>
     <w:p>
@@ -2399,36 +2588,44 @@
     </w:p>
     <w:p>
       <w:r>
-        <w:t xml:space="preserve">This review has several limitations. Most included studies were observational, and several used retrospective designs, which may be affected by recall bias and residual confounding. Definitions </w:t>
-      </w:r>
-      <w:r>
-        <w:lastRenderedPageBreak/>
-        <w:t>of socioeconomic status differed across studies, making direct comparison difficult. The review did not conduct meta-analysis because its purpose was to map evidence rather than calculate pooled effect estimates. In addition, the search strategy included Google Scholar, which may yield heterogeneous literature. Nevertheless, this review provides a structured overview of evidence linking maternal nutrition, socioeconomic disadvantage, and CLP risk.</w:t>
+        <w:t>This review has several limitations. Most included studies were observational, and several used retrospective designs, which may be affected by recall bias and residual confounding. Definitions of socioeconomic status differed across studies, making direct comparison difficult. The review did not conduct meta-analysis because its purpose was to map evidence rather than calculate pooled effect estimates. In addition, the search strategy included Google Scholar, which may yield heterogeneous literature. Nevertheless, this review provides a structured overview of evidence linking maternal nutrition, socioeconomic disadvantage, and CLP risk.</w:t>
       </w:r>
     </w:p>
     <w:p>
       <w:pPr>
         <w:pStyle w:val="Heading1"/>
+        <w:rPr>
+          <w:color w:val="auto"/>
+        </w:rPr>
       </w:pPr>
       <w:r>
         <w:rPr>
           <w:rFonts w:ascii="Times New Roman" w:eastAsia="Times New Roman" w:hAnsi="Times New Roman"/>
+          <w:color w:val="auto"/>
         </w:rPr>
         <w:t>Conclusion</w:t>
       </w:r>
     </w:p>
     <w:p>
       <w:r>
-        <w:t>Maternal deficiencies in folic acid, vitamin B12, and vitamin B6, together with low socioeconomic status, were identified as important determinants associated with cleft lip and palate. The findings highlight the need for integrated maternal nutrition counselling, micronutrient supplementation, antenatal care access, and socioeconomic support as part of congenital anomaly prevention strategies. Future research should strengthen prospective evidence on the interaction between maternal nutrition, socioeconomic disadvantage, and craniofacial development.</w:t>
+        <w:t xml:space="preserve">Maternal deficiencies in folic acid, vitamin B12, and vitamin B6, together with low socioeconomic status, were identified as important determinants associated with cleft lip and palate. The findings highlight the need for integrated maternal nutrition counselling, micronutrient supplementation, antenatal care access, and socioeconomic support as part of congenital anomaly prevention strategies. Future research should strengthen prospective </w:t>
+      </w:r>
+      <w:r>
+        <w:lastRenderedPageBreak/>
+        <w:t>evidence on the interaction between maternal nutrition, socioeconomic disadvantage, and craniofacial development.</w:t>
       </w:r>
     </w:p>
     <w:p>
       <w:pPr>
         <w:pStyle w:val="Heading1"/>
+        <w:rPr>
+          <w:color w:val="auto"/>
+        </w:rPr>
       </w:pPr>
       <w:r>
         <w:rPr>
           <w:rFonts w:ascii="Times New Roman" w:eastAsia="Times New Roman" w:hAnsi="Times New Roman"/>
+          <w:color w:val="auto"/>
         </w:rPr>
         <w:t>Ethical Approval</w:t>
       </w:r>
@@ -2441,10 +2638,14 @@
     <w:p>
       <w:pPr>
         <w:pStyle w:val="Heading1"/>
+        <w:rPr>
+          <w:color w:val="auto"/>
+        </w:rPr>
       </w:pPr>
       <w:r>
         <w:rPr>
           <w:rFonts w:ascii="Times New Roman" w:eastAsia="Times New Roman" w:hAnsi="Times New Roman"/>
+          <w:color w:val="auto"/>
         </w:rPr>
         <w:t>Funding</w:t>
       </w:r>
@@ -2457,10 +2658,14 @@
     <w:p>
       <w:pPr>
         <w:pStyle w:val="Heading1"/>
+        <w:rPr>
+          <w:color w:val="auto"/>
+        </w:rPr>
       </w:pPr>
       <w:r>
         <w:rPr>
           <w:rFonts w:ascii="Times New Roman" w:eastAsia="Times New Roman" w:hAnsi="Times New Roman"/>
+          <w:color w:val="auto"/>
         </w:rPr>
         <w:t>Competing Interests</w:t>
       </w:r>
@@ -2473,12 +2678,15 @@
     <w:p>
       <w:pPr>
         <w:pStyle w:val="Heading1"/>
+        <w:rPr>
+          <w:color w:val="auto"/>
+        </w:rPr>
       </w:pPr>
       <w:r>
         <w:rPr>
           <w:rFonts w:ascii="Times New Roman" w:eastAsia="Times New Roman" w:hAnsi="Times New Roman"/>
+          <w:color w:val="auto"/>
         </w:rPr>
-        <w:lastRenderedPageBreak/>
         <w:t>Acknowledgments</w:t>
       </w:r>
     </w:p>
@@ -2490,10 +2698,14 @@
     <w:p>
       <w:pPr>
         <w:pStyle w:val="Heading1"/>
+        <w:rPr>
+          <w:color w:val="auto"/>
+        </w:rPr>
       </w:pPr>
       <w:r>
         <w:rPr>
           <w:rFonts w:ascii="Times New Roman" w:eastAsia="Times New Roman" w:hAnsi="Times New Roman"/>
+          <w:color w:val="auto"/>
         </w:rPr>
         <w:t>References</w:t>
       </w:r>
@@ -2527,6 +2739,7 @@
         <w:ind w:left="360" w:hanging="360"/>
       </w:pPr>
       <w:r>
+        <w:lastRenderedPageBreak/>
         <w:t>4. Elfiah U, Kurniawan A, Wahyudi S. Analisis kejadian sumbing bibir dan langit: studi deskriptif berdasarkan tinjauan geografis. J Rekonstruksi Estetik. 2021;6(1):34. doi:10.20473/jre.v6i1.28230.</w:t>
       </w:r>
     </w:p>
@@ -2559,7 +2772,6 @@
         <w:ind w:left="360" w:hanging="360"/>
       </w:pPr>
       <w:r>
-        <w:lastRenderedPageBreak/>
         <w:t>8. Purwitasari KTI, Sanjaya IGPH, Hamid ARRH. Gambaran faktor risiko penyebab terjadinya celah bibir dan celah langitan di Denpasar tahun 2019. Intisari Sains Medis. 2020;11(2):697-701. doi:10.15562/ism.v11i2.656.</w:t>
       </w:r>
     </w:p>
@@ -2592,6 +2804,7 @@
         <w:ind w:left="360" w:hanging="360"/>
       </w:pPr>
       <w:r>
+        <w:lastRenderedPageBreak/>
         <w:t>12. Bezerra JF, Oliveira GH, Soares CD, et al. Genetic and non-genetic factors that increase the risk of non-syndromic cleft lip and/or palate development. Oral Dis. 2015;21(3):393-399. doi:10.1111/odi.12292.</w:t>
       </w:r>
     </w:p>
@@ -2624,7 +2837,6 @@
         <w:ind w:left="360" w:hanging="360"/>
       </w:pPr>
       <w:r>
-        <w:lastRenderedPageBreak/>
         <w:t>16. Škovierová H, Vidomanová E, Mahmood S, et al. The molecular and cellular effect of homocysteine metabolism imbalance on human health. Int J Mol Sci. 2016;17(10):1733. doi:10.3390/ijms17101733.</w:t>
       </w:r>
     </w:p>
@@ -2649,6 +2861,7 @@
         <w:ind w:left="360" w:hanging="360"/>
       </w:pPr>
       <w:r>
+        <w:lastRenderedPageBreak/>
         <w:t>19. Kruppa K, Williams J, Kantar RS, et al. Cleft lip and/or palate and associated risks in lower-middle-income countries: A systematic review. Cleft Palate Craniofac J. 2022;59(5):568-576. doi:10.1177/10556656211018952.</w:t>
       </w:r>
     </w:p>
@@ -2681,7 +2894,6 @@
         <w:ind w:left="360" w:hanging="360"/>
       </w:pPr>
       <w:r>
-        <w:lastRenderedPageBreak/>
         <w:t>23. Vu GH, Broder HL, Shaye DA, et al. Poverty and risk of cleft lip and palate: An analysis of United States birth data. Plast Reconstr Surg. 2022;149(1):169-182. doi:10.1097/PRS.0000000000008636.</w:t>
       </w:r>
     </w:p>
@@ -2714,6 +2926,7 @@
         <w:ind w:left="360" w:hanging="360"/>
       </w:pPr>
       <w:r>
+        <w:lastRenderedPageBreak/>
         <w:t>27. World Health Organization. Periconceptional folic acid supplementation to prevent neural tube defects. Geneva: World Health Organization; 2023. Available from: https://www.who.int/tools/elena/interventions/folate-periconceptional.</w:t>
       </w:r>
     </w:p>
@@ -14335,6 +14548,29 @@
       </w:tcPr>
     </w:tblStylePr>
   </w:style>
+  <w:style w:type="character" w:styleId="Hyperlink">
+    <w:name w:val="Hyperlink"/>
+    <w:basedOn w:val="DefaultParagraphFont"/>
+    <w:uiPriority w:val="99"/>
+    <w:unhideWhenUsed/>
+    <w:rsid w:val="007C50DC"/>
+    <w:rPr>
+      <w:color w:val="0000FF" w:themeColor="hyperlink"/>
+      <w:u w:val="single"/>
+    </w:rPr>
+  </w:style>
+  <w:style w:type="character" w:styleId="UnresolvedMention">
+    <w:name w:val="Unresolved Mention"/>
+    <w:basedOn w:val="DefaultParagraphFont"/>
+    <w:uiPriority w:val="99"/>
+    <w:semiHidden/>
+    <w:unhideWhenUsed/>
+    <w:rsid w:val="007C50DC"/>
+    <w:rPr>
+      <w:color w:val="605E5C"/>
+      <w:shd w:val="clear" w:color="auto" w:fill="E1DFDD"/>
+    </w:rPr>
+  </w:style>
 </w:styles>
 </file>
 
